--- a/README.docx
+++ b/README.docx
@@ -24,7 +24,6 @@
           </w14:textOutline>
         </w:rPr>
       </w:pPr>
-      <w:proofErr w:type="spellStart"/>
       <w:r>
         <w:rPr>
           <w:rFonts w:asciiTheme="majorHAnsi" w:hAnsiTheme="majorHAnsi" w:cstheme="majorHAnsi"/>
@@ -42,27 +41,7 @@
             <w14:round/>
           </w14:textOutline>
         </w:rPr>
-        <w:t>RaYa</w:t>
-      </w:r>
-      <w:proofErr w:type="spellEnd"/>
-      <w:r>
-        <w:rPr>
-          <w:rFonts w:asciiTheme="majorHAnsi" w:hAnsiTheme="majorHAnsi" w:cstheme="majorHAnsi"/>
-          <w:color w:val="000000" w:themeColor="text1"/>
-          <w:sz w:val="56"/>
-          <w:szCs w:val="56"/>
-          <w14:shadow w14:blurRad="38100" w14:dist="19050" w14:dir="2700000" w14:sx="100000" w14:sy="100000" w14:kx="0" w14:ky="0" w14:algn="tl">
-            <w14:schemeClr w14:val="dk1">
-              <w14:alpha w14:val="60000"/>
-            </w14:schemeClr>
-          </w14:shadow>
-          <w14:textOutline w14:w="0" w14:cap="flat" w14:cmpd="sng" w14:algn="ctr">
-            <w14:noFill/>
-            <w14:prstDash w14:val="solid"/>
-            <w14:round/>
-          </w14:textOutline>
-        </w:rPr>
-        <w:t xml:space="preserve"> - </w:t>
+        <w:t xml:space="preserve">RaYa - </w:t>
       </w:r>
       <w:r>
         <w:rPr>
@@ -155,16 +134,8 @@
         <w:rPr>
           <w:rFonts w:asciiTheme="majorHAnsi" w:hAnsiTheme="majorHAnsi" w:cstheme="majorHAnsi"/>
         </w:rPr>
-        <w:t xml:space="preserve">git </w:t>
+        <w:t>git add .</w:t>
       </w:r>
-      <w:proofErr w:type="gramStart"/>
-      <w:r>
-        <w:rPr>
-          <w:rFonts w:asciiTheme="majorHAnsi" w:hAnsiTheme="majorHAnsi" w:cstheme="majorHAnsi"/>
-        </w:rPr>
-        <w:t>add .</w:t>
-      </w:r>
-      <w:proofErr w:type="gramEnd"/>
     </w:p>
     <w:p>
       <w:pPr>
@@ -187,31 +158,13 @@
           <w:rFonts w:asciiTheme="majorHAnsi" w:hAnsiTheme="majorHAnsi" w:cstheme="majorHAnsi"/>
         </w:rPr>
       </w:pPr>
-      <w:proofErr w:type="spellStart"/>
       <w:r>
         <w:rPr>
           <w:rFonts w:asciiTheme="majorHAnsi" w:hAnsiTheme="majorHAnsi" w:cstheme="majorHAnsi"/>
           <w:lang w:val="ru-RU"/>
         </w:rPr>
-        <w:t>git</w:t>
+        <w:t>git push</w:t>
       </w:r>
-      <w:proofErr w:type="spellEnd"/>
-      <w:r>
-        <w:rPr>
-          <w:rFonts w:asciiTheme="majorHAnsi" w:hAnsiTheme="majorHAnsi" w:cstheme="majorHAnsi"/>
-          <w:lang w:val="ru-RU"/>
-        </w:rPr>
-        <w:t xml:space="preserve"> </w:t>
-      </w:r>
-      <w:proofErr w:type="spellStart"/>
-      <w:r>
-        <w:rPr>
-          <w:rFonts w:asciiTheme="majorHAnsi" w:hAnsiTheme="majorHAnsi" w:cstheme="majorHAnsi"/>
-          <w:lang w:val="ru-RU"/>
-        </w:rPr>
-        <w:t>push</w:t>
-      </w:r>
-      <w:proofErr w:type="spellEnd"/>
     </w:p>
     <w:p>
       <w:pPr>
@@ -232,7 +185,22 @@
           <w:color w:val="2E75B6"/>
           <w:lang w:val="ru-RU"/>
         </w:rPr>
-        <w:t xml:space="preserve"> Структура проекта</w:t>
+        <w:t xml:space="preserve"> Структура п</w:t>
+      </w:r>
+      <w:r>
+        <w:rPr>
+          <w:rFonts w:cstheme="majorHAnsi"/>
+          <w:color w:val="2E75B6"/>
+        </w:rPr>
+        <w:t xml:space="preserve">      </w:t>
+      </w:r>
+      <w:r>
+        <w:rPr>
+          <w:rFonts w:cstheme="majorHAnsi"/>
+          <w:color w:val="2E75B6"/>
+          <w:lang w:val="ru-RU"/>
+        </w:rPr>
+        <w:t>роекта</w:t>
       </w:r>
     </w:p>
     <w:p>
@@ -272,7 +240,6 @@
                 <w:rFonts w:asciiTheme="majorHAnsi" w:hAnsiTheme="majorHAnsi" w:cstheme="majorHAnsi"/>
               </w:rPr>
             </w:pPr>
-            <w:proofErr w:type="spellStart"/>
             <w:r>
               <w:rPr>
                 <w:rFonts w:asciiTheme="majorHAnsi" w:hAnsiTheme="majorHAnsi" w:cstheme="majorHAnsi"/>
@@ -280,7 +247,6 @@
               </w:rPr>
               <w:t>Файл</w:t>
             </w:r>
-            <w:proofErr w:type="spellEnd"/>
           </w:p>
         </w:tc>
         <w:tc>
@@ -456,7 +422,6 @@
                 <w:rFonts w:asciiTheme="majorHAnsi" w:hAnsiTheme="majorHAnsi" w:cstheme="majorHAnsi"/>
               </w:rPr>
             </w:pPr>
-            <w:proofErr w:type="gramStart"/>
             <w:r>
               <w:rPr>
                 <w:rFonts w:asciiTheme="majorHAnsi" w:hAnsiTheme="majorHAnsi" w:cstheme="majorHAnsi"/>
@@ -470,7 +435,6 @@
               </w:rPr>
               <w:t>env</w:t>
             </w:r>
-            <w:proofErr w:type="gramEnd"/>
             <w:r>
               <w:rPr>
                 <w:rFonts w:asciiTheme="majorHAnsi" w:hAnsiTheme="majorHAnsi" w:cstheme="majorHAnsi"/>
@@ -621,25 +585,7 @@
           <w:color w:val="108010"/>
           <w:sz w:val="20"/>
         </w:rPr>
-        <w:t xml:space="preserve">source </w:t>
-      </w:r>
-      <w:proofErr w:type="spellStart"/>
-      <w:r>
-        <w:rPr>
-          <w:rFonts w:asciiTheme="majorHAnsi" w:hAnsiTheme="majorHAnsi" w:cstheme="majorHAnsi"/>
-          <w:color w:val="108010"/>
-          <w:sz w:val="20"/>
-        </w:rPr>
-        <w:t>venv</w:t>
-      </w:r>
-      <w:proofErr w:type="spellEnd"/>
-      <w:r>
-        <w:rPr>
-          <w:rFonts w:asciiTheme="majorHAnsi" w:hAnsiTheme="majorHAnsi" w:cstheme="majorHAnsi"/>
-          <w:color w:val="108010"/>
-          <w:sz w:val="20"/>
-        </w:rPr>
-        <w:t>/bin/activate</w:t>
+        <w:t>source venv/bin/activate</w:t>
       </w:r>
     </w:p>
     <w:p>
@@ -661,16 +607,7 @@
           <w:color w:val="2E75B6"/>
           <w:lang w:val="ru-RU"/>
         </w:rPr>
-        <w:t xml:space="preserve">Настройки в </w:t>
-      </w:r>
-      <w:proofErr w:type="gramStart"/>
-      <w:r>
-        <w:rPr>
-          <w:rFonts w:cstheme="majorHAnsi"/>
-          <w:color w:val="2E75B6"/>
-          <w:lang w:val="ru-RU"/>
-        </w:rPr>
-        <w:t>файле .</w:t>
+        <w:t>Настройки в файле .</w:t>
       </w:r>
       <w:r>
         <w:rPr>
@@ -679,7 +616,6 @@
         </w:rPr>
         <w:t>env</w:t>
       </w:r>
-      <w:proofErr w:type="gramEnd"/>
     </w:p>
     <w:p>
       <w:pPr>
@@ -705,7 +641,6 @@
           <w:rFonts w:asciiTheme="majorHAnsi" w:hAnsiTheme="majorHAnsi" w:cstheme="majorHAnsi"/>
         </w:rPr>
       </w:pPr>
-      <w:proofErr w:type="gramStart"/>
       <w:r>
         <w:rPr>
           <w:rFonts w:asciiTheme="majorHAnsi" w:hAnsiTheme="majorHAnsi" w:cstheme="majorHAnsi"/>
@@ -714,7 +649,6 @@
         </w:rPr>
         <w:t>nano .env</w:t>
       </w:r>
-      <w:proofErr w:type="gramEnd"/>
     </w:p>
     <w:tbl>
       <w:tblPr>
@@ -738,7 +672,6 @@
                 <w:rFonts w:asciiTheme="majorHAnsi" w:hAnsiTheme="majorHAnsi" w:cstheme="majorHAnsi"/>
               </w:rPr>
             </w:pPr>
-            <w:proofErr w:type="spellStart"/>
             <w:r>
               <w:rPr>
                 <w:rFonts w:asciiTheme="majorHAnsi" w:hAnsiTheme="majorHAnsi" w:cstheme="majorHAnsi"/>
@@ -746,7 +679,6 @@
               </w:rPr>
               <w:t>Параметр</w:t>
             </w:r>
-            <w:proofErr w:type="spellEnd"/>
           </w:p>
         </w:tc>
         <w:tc>
@@ -891,42 +823,12 @@
                 <w:rFonts w:asciiTheme="majorHAnsi" w:hAnsiTheme="majorHAnsi" w:cstheme="majorHAnsi"/>
               </w:rPr>
             </w:pPr>
-            <w:proofErr w:type="spellStart"/>
             <w:r>
               <w:rPr>
                 <w:rFonts w:asciiTheme="majorHAnsi" w:hAnsiTheme="majorHAnsi" w:cstheme="majorHAnsi"/>
               </w:rPr>
-              <w:t>Сколько</w:t>
+              <w:t>Сколько сообщений помнит</w:t>
             </w:r>
-            <w:proofErr w:type="spellEnd"/>
-            <w:r>
-              <w:rPr>
-                <w:rFonts w:asciiTheme="majorHAnsi" w:hAnsiTheme="majorHAnsi" w:cstheme="majorHAnsi"/>
-              </w:rPr>
-              <w:t xml:space="preserve"> </w:t>
-            </w:r>
-            <w:proofErr w:type="spellStart"/>
-            <w:r>
-              <w:rPr>
-                <w:rFonts w:asciiTheme="majorHAnsi" w:hAnsiTheme="majorHAnsi" w:cstheme="majorHAnsi"/>
-              </w:rPr>
-              <w:t>сообщений</w:t>
-            </w:r>
-            <w:proofErr w:type="spellEnd"/>
-            <w:r>
-              <w:rPr>
-                <w:rFonts w:asciiTheme="majorHAnsi" w:hAnsiTheme="majorHAnsi" w:cstheme="majorHAnsi"/>
-              </w:rPr>
-              <w:t xml:space="preserve"> </w:t>
-            </w:r>
-            <w:proofErr w:type="spellStart"/>
-            <w:r>
-              <w:rPr>
-                <w:rFonts w:asciiTheme="majorHAnsi" w:hAnsiTheme="majorHAnsi" w:cstheme="majorHAnsi"/>
-              </w:rPr>
-              <w:t>помнит</w:t>
-            </w:r>
-            <w:proofErr w:type="spellEnd"/>
           </w:p>
         </w:tc>
       </w:tr>

--- a/README.docx
+++ b/README.docx
@@ -24,6 +24,7 @@
           </w14:textOutline>
         </w:rPr>
       </w:pPr>
+      <w:proofErr w:type="spellStart"/>
       <w:r>
         <w:rPr>
           <w:rFonts w:asciiTheme="majorHAnsi" w:hAnsiTheme="majorHAnsi" w:cstheme="majorHAnsi"/>
@@ -41,7 +42,27 @@
             <w14:round/>
           </w14:textOutline>
         </w:rPr>
-        <w:t xml:space="preserve">RaYa - </w:t>
+        <w:t>RaYa</w:t>
+      </w:r>
+      <w:proofErr w:type="spellEnd"/>
+      <w:r>
+        <w:rPr>
+          <w:rFonts w:asciiTheme="majorHAnsi" w:hAnsiTheme="majorHAnsi" w:cstheme="majorHAnsi"/>
+          <w:color w:val="000000" w:themeColor="text1"/>
+          <w:sz w:val="56"/>
+          <w:szCs w:val="56"/>
+          <w14:shadow w14:blurRad="38100" w14:dist="19050" w14:dir="2700000" w14:sx="100000" w14:sy="100000" w14:kx="0" w14:ky="0" w14:algn="tl">
+            <w14:schemeClr w14:val="dk1">
+              <w14:alpha w14:val="60000"/>
+            </w14:schemeClr>
+          </w14:shadow>
+          <w14:textOutline w14:w="0" w14:cap="flat" w14:cmpd="sng" w14:algn="ctr">
+            <w14:noFill/>
+            <w14:prstDash w14:val="solid"/>
+            <w14:round/>
+          </w14:textOutline>
+        </w:rPr>
+        <w:t xml:space="preserve"> - </w:t>
       </w:r>
       <w:r>
         <w:rPr>
@@ -134,8 +155,16 @@
         <w:rPr>
           <w:rFonts w:asciiTheme="majorHAnsi" w:hAnsiTheme="majorHAnsi" w:cstheme="majorHAnsi"/>
         </w:rPr>
-        <w:t>git add .</w:t>
+        <w:t xml:space="preserve">git </w:t>
       </w:r>
+      <w:proofErr w:type="gramStart"/>
+      <w:r>
+        <w:rPr>
+          <w:rFonts w:asciiTheme="majorHAnsi" w:hAnsiTheme="majorHAnsi" w:cstheme="majorHAnsi"/>
+        </w:rPr>
+        <w:t>add .</w:t>
+      </w:r>
+      <w:proofErr w:type="gramEnd"/>
     </w:p>
     <w:p>
       <w:pPr>
@@ -158,13 +187,31 @@
           <w:rFonts w:asciiTheme="majorHAnsi" w:hAnsiTheme="majorHAnsi" w:cstheme="majorHAnsi"/>
         </w:rPr>
       </w:pPr>
+      <w:proofErr w:type="spellStart"/>
       <w:r>
         <w:rPr>
           <w:rFonts w:asciiTheme="majorHAnsi" w:hAnsiTheme="majorHAnsi" w:cstheme="majorHAnsi"/>
           <w:lang w:val="ru-RU"/>
         </w:rPr>
-        <w:t>git push</w:t>
+        <w:t>git</w:t>
       </w:r>
+      <w:proofErr w:type="spellEnd"/>
+      <w:r>
+        <w:rPr>
+          <w:rFonts w:asciiTheme="majorHAnsi" w:hAnsiTheme="majorHAnsi" w:cstheme="majorHAnsi"/>
+          <w:lang w:val="ru-RU"/>
+        </w:rPr>
+        <w:t xml:space="preserve"> </w:t>
+      </w:r>
+      <w:proofErr w:type="spellStart"/>
+      <w:r>
+        <w:rPr>
+          <w:rFonts w:asciiTheme="majorHAnsi" w:hAnsiTheme="majorHAnsi" w:cstheme="majorHAnsi"/>
+          <w:lang w:val="ru-RU"/>
+        </w:rPr>
+        <w:t>push</w:t>
+      </w:r>
+      <w:proofErr w:type="spellEnd"/>
     </w:p>
     <w:p>
       <w:pPr>
@@ -185,22 +232,7 @@
           <w:color w:val="2E75B6"/>
           <w:lang w:val="ru-RU"/>
         </w:rPr>
-        <w:t xml:space="preserve"> Структура п</w:t>
-      </w:r>
-      <w:r>
-        <w:rPr>
-          <w:rFonts w:cstheme="majorHAnsi"/>
-          <w:color w:val="2E75B6"/>
-        </w:rPr>
-        <w:t xml:space="preserve">      </w:t>
-      </w:r>
-      <w:r>
-        <w:rPr>
-          <w:rFonts w:cstheme="majorHAnsi"/>
-          <w:color w:val="2E75B6"/>
-          <w:lang w:val="ru-RU"/>
-        </w:rPr>
-        <w:t>роекта</w:t>
+        <w:t xml:space="preserve"> Структура проекта</w:t>
       </w:r>
     </w:p>
     <w:p>
@@ -240,6 +272,7 @@
                 <w:rFonts w:asciiTheme="majorHAnsi" w:hAnsiTheme="majorHAnsi" w:cstheme="majorHAnsi"/>
               </w:rPr>
             </w:pPr>
+            <w:proofErr w:type="spellStart"/>
             <w:r>
               <w:rPr>
                 <w:rFonts w:asciiTheme="majorHAnsi" w:hAnsiTheme="majorHAnsi" w:cstheme="majorHAnsi"/>
@@ -247,6 +280,7 @@
               </w:rPr>
               <w:t>Файл</w:t>
             </w:r>
+            <w:proofErr w:type="spellEnd"/>
           </w:p>
         </w:tc>
         <w:tc>
@@ -422,6 +456,7 @@
                 <w:rFonts w:asciiTheme="majorHAnsi" w:hAnsiTheme="majorHAnsi" w:cstheme="majorHAnsi"/>
               </w:rPr>
             </w:pPr>
+            <w:proofErr w:type="gramStart"/>
             <w:r>
               <w:rPr>
                 <w:rFonts w:asciiTheme="majorHAnsi" w:hAnsiTheme="majorHAnsi" w:cstheme="majorHAnsi"/>
@@ -435,6 +470,7 @@
               </w:rPr>
               <w:t>env</w:t>
             </w:r>
+            <w:proofErr w:type="gramEnd"/>
             <w:r>
               <w:rPr>
                 <w:rFonts w:asciiTheme="majorHAnsi" w:hAnsiTheme="majorHAnsi" w:cstheme="majorHAnsi"/>
@@ -585,7 +621,25 @@
           <w:color w:val="108010"/>
           <w:sz w:val="20"/>
         </w:rPr>
-        <w:t>source venv/bin/activate</w:t>
+        <w:t xml:space="preserve">source </w:t>
+      </w:r>
+      <w:proofErr w:type="spellStart"/>
+      <w:r>
+        <w:rPr>
+          <w:rFonts w:asciiTheme="majorHAnsi" w:hAnsiTheme="majorHAnsi" w:cstheme="majorHAnsi"/>
+          <w:color w:val="108010"/>
+          <w:sz w:val="20"/>
+        </w:rPr>
+        <w:t>venv</w:t>
+      </w:r>
+      <w:proofErr w:type="spellEnd"/>
+      <w:r>
+        <w:rPr>
+          <w:rFonts w:asciiTheme="majorHAnsi" w:hAnsiTheme="majorHAnsi" w:cstheme="majorHAnsi"/>
+          <w:color w:val="108010"/>
+          <w:sz w:val="20"/>
+        </w:rPr>
+        <w:t>/bin/activate</w:t>
       </w:r>
     </w:p>
     <w:p>
@@ -607,7 +661,16 @@
           <w:color w:val="2E75B6"/>
           <w:lang w:val="ru-RU"/>
         </w:rPr>
-        <w:t>Настройки в файле .</w:t>
+        <w:t xml:space="preserve">Настройки в </w:t>
+      </w:r>
+      <w:proofErr w:type="gramStart"/>
+      <w:r>
+        <w:rPr>
+          <w:rFonts w:cstheme="majorHAnsi"/>
+          <w:color w:val="2E75B6"/>
+          <w:lang w:val="ru-RU"/>
+        </w:rPr>
+        <w:t>файле .</w:t>
       </w:r>
       <w:r>
         <w:rPr>
@@ -616,6 +679,7 @@
         </w:rPr>
         <w:t>env</w:t>
       </w:r>
+      <w:proofErr w:type="gramEnd"/>
     </w:p>
     <w:p>
       <w:pPr>
@@ -641,6 +705,7 @@
           <w:rFonts w:asciiTheme="majorHAnsi" w:hAnsiTheme="majorHAnsi" w:cstheme="majorHAnsi"/>
         </w:rPr>
       </w:pPr>
+      <w:proofErr w:type="gramStart"/>
       <w:r>
         <w:rPr>
           <w:rFonts w:asciiTheme="majorHAnsi" w:hAnsiTheme="majorHAnsi" w:cstheme="majorHAnsi"/>
@@ -649,6 +714,7 @@
         </w:rPr>
         <w:t>nano .env</w:t>
       </w:r>
+      <w:proofErr w:type="gramEnd"/>
     </w:p>
     <w:tbl>
       <w:tblPr>
@@ -672,6 +738,7 @@
                 <w:rFonts w:asciiTheme="majorHAnsi" w:hAnsiTheme="majorHAnsi" w:cstheme="majorHAnsi"/>
               </w:rPr>
             </w:pPr>
+            <w:proofErr w:type="spellStart"/>
             <w:r>
               <w:rPr>
                 <w:rFonts w:asciiTheme="majorHAnsi" w:hAnsiTheme="majorHAnsi" w:cstheme="majorHAnsi"/>
@@ -679,6 +746,7 @@
               </w:rPr>
               <w:t>Параметр</w:t>
             </w:r>
+            <w:proofErr w:type="spellEnd"/>
           </w:p>
         </w:tc>
         <w:tc>
@@ -823,12 +891,42 @@
                 <w:rFonts w:asciiTheme="majorHAnsi" w:hAnsiTheme="majorHAnsi" w:cstheme="majorHAnsi"/>
               </w:rPr>
             </w:pPr>
+            <w:proofErr w:type="spellStart"/>
             <w:r>
               <w:rPr>
                 <w:rFonts w:asciiTheme="majorHAnsi" w:hAnsiTheme="majorHAnsi" w:cstheme="majorHAnsi"/>
               </w:rPr>
-              <w:t>Сколько сообщений помнит</w:t>
+              <w:t>Сколько</w:t>
             </w:r>
+            <w:proofErr w:type="spellEnd"/>
+            <w:r>
+              <w:rPr>
+                <w:rFonts w:asciiTheme="majorHAnsi" w:hAnsiTheme="majorHAnsi" w:cstheme="majorHAnsi"/>
+              </w:rPr>
+              <w:t xml:space="preserve"> </w:t>
+            </w:r>
+            <w:proofErr w:type="spellStart"/>
+            <w:r>
+              <w:rPr>
+                <w:rFonts w:asciiTheme="majorHAnsi" w:hAnsiTheme="majorHAnsi" w:cstheme="majorHAnsi"/>
+              </w:rPr>
+              <w:t>сообщений</w:t>
+            </w:r>
+            <w:proofErr w:type="spellEnd"/>
+            <w:r>
+              <w:rPr>
+                <w:rFonts w:asciiTheme="majorHAnsi" w:hAnsiTheme="majorHAnsi" w:cstheme="majorHAnsi"/>
+              </w:rPr>
+              <w:t xml:space="preserve"> </w:t>
+            </w:r>
+            <w:proofErr w:type="spellStart"/>
+            <w:r>
+              <w:rPr>
+                <w:rFonts w:asciiTheme="majorHAnsi" w:hAnsiTheme="majorHAnsi" w:cstheme="majorHAnsi"/>
+              </w:rPr>
+              <w:t>помнит</w:t>
+            </w:r>
+            <w:proofErr w:type="spellEnd"/>
           </w:p>
         </w:tc>
       </w:tr>
